--- a/MaterialEstudiarCompetencias/preguntas Formato para Word.docx
+++ b/MaterialEstudiarCompetencias/preguntas Formato para Word.docx
@@ -16,6 +16,7 @@
           <w14:ligatures w14:val="none"/>
         </w:rPr>
       </w:pPr>
+      <w:bookmarkStart w:id="0" w:name="OLE_LINK2"/>
       <w:r>
         <w:rPr>
           <w:rFonts w:ascii="Times New Roman" w:eastAsia="Times New Roman" w:hAnsi="Times New Roman" w:cs="Times New Roman"/>
@@ -1009,7 +1010,7 @@
       <w:r>
         <w:t xml:space="preserve">El encabezado del periódico que más me interesaría sería: a) “Líderes </w:t>
       </w:r>
-      <w:bookmarkStart w:id="0" w:name="OLE_LINK1"/>
+      <w:bookmarkStart w:id="1" w:name="OLE_LINK1"/>
       <w:r>
         <w:rPr>
           <w:u w:val="single"/>
@@ -1019,7 +1020,7 @@
       <w:r>
         <w:t xml:space="preserve">sos </w:t>
       </w:r>
-      <w:bookmarkEnd w:id="0"/>
+      <w:bookmarkEnd w:id="1"/>
       <w:r>
         <w:t>discuten sobre un credo unificado” b) Indeciso c) “Mejoras en la producción y el mercado”</w:t>
       </w:r>
@@ -1255,6 +1256,43 @@
     </w:p>
     <w:p>
       <w:pPr>
+        <w:pStyle w:val="Prrafodelista"/>
+        <w:numPr>
+          <w:ilvl w:val="0"/>
+          <w:numId w:val="8"/>
+        </w:numPr>
+      </w:pPr>
+      <w:r>
+        <w:t>En una ciudad extraña: a) caminaría por donde quisiera b) intermedio c) Evitaría las partes de la ciudad consideradas peligrosas</w:t>
+      </w:r>
+    </w:p>
+    <w:p>
+      <w:pPr>
+        <w:pStyle w:val="Prrafodelista"/>
+        <w:numPr>
+          <w:ilvl w:val="0"/>
+          <w:numId w:val="8"/>
+        </w:numPr>
+      </w:pPr>
+      <w:r>
+        <w:lastRenderedPageBreak/>
+        <w:t>Es mas importante:  a) llevarla bien con la gente  b) intermedio c) poner en practica ideas propias</w:t>
+      </w:r>
+    </w:p>
+    <w:p>
+      <w:pPr>
+        <w:pStyle w:val="Prrafodelista"/>
+        <w:numPr>
+          <w:ilvl w:val="0"/>
+          <w:numId w:val="8"/>
+        </w:numPr>
+      </w:pPr>
+      <w:r>
+        <w:t>58. Yo creo:  a) En el dicho: “ríe yse feliz” en la mayoría de las ocasiones b) intermedio c) ser apropiadamente serio en los asuntos cotidianos</w:t>
+      </w:r>
+    </w:p>
+    <w:p>
+      <w:pPr>
         <w:rPr>
           <w:b/>
           <w:bCs/>
@@ -1291,7 +1329,6 @@
         </w:numPr>
       </w:pPr>
       <w:r>
-        <w:lastRenderedPageBreak/>
         <w:t>Cuando me dan una serie de reglas, las sigo cuando personalmente me convienen, en lugar de seguirlas al pie de la letra a) Cierto b) Indeciso c) Falso</w:t>
       </w:r>
     </w:p>
@@ -1472,6 +1509,7 @@
         </w:numPr>
       </w:pPr>
       <w:r>
+        <w:lastRenderedPageBreak/>
         <w:t>Algunas veces encuentro que pensamientos y recuerdos inútiles me dan vuelta en la mente a) Sí b) Intermedio c) No</w:t>
       </w:r>
     </w:p>
@@ -1505,7 +1543,6 @@
         </w:numPr>
       </w:pPr>
       <w:r>
-        <w:lastRenderedPageBreak/>
         <w:t>“Perder” es un mejor opuesto a “revelar” que la palabra “esconder” a) Sí b) Indeciso c) No</w:t>
       </w:r>
     </w:p>
@@ -1631,6 +1668,7 @@
       </w:r>
     </w:p>
     <w:p/>
+    <w:bookmarkEnd w:id="0"/>
     <w:p/>
     <w:p>
       <w:pPr>
@@ -1681,6 +1719,7 @@
         </w:numPr>
       </w:pPr>
       <w:r>
+        <w:lastRenderedPageBreak/>
         <w:t>Los sujetos indiferentes que dicen “lo mejor de la vida es gratis”, no han trabajado para conseguir mucho a) Cierto b) Intermedio c) Falso</w:t>
       </w:r>
     </w:p>
@@ -1703,7 +1742,6 @@
         </w:numPr>
       </w:pPr>
       <w:r>
-        <w:lastRenderedPageBreak/>
         <w:t>Una persona cuyas ambiciones lastiman o dañan a un amigo cercano, a pesar de eso puede ser considerada todavía como un ciudadano común y corriente a) Sí b) Intermedio c) No</w:t>
       </w:r>
     </w:p>
@@ -1880,6 +1918,7 @@
         </w:numPr>
       </w:pPr>
       <w:r>
+        <w:lastRenderedPageBreak/>
         <w:t>Realmente no tengo éxito cuando trato a la gente a) Cierto b) Indeciso c) Falso</w:t>
       </w:r>
     </w:p>
@@ -1891,7 +1930,6 @@
         </w:numPr>
       </w:pPr>
       <w:r>
-        <w:lastRenderedPageBreak/>
         <w:t>Me agrada dar lo mejor de mi tiempo y energía a: a) Mi hogar y las necesidades reales de mis amigos b) Intermedio c) Actividades sociales y pasatiempos personales</w:t>
       </w:r>
     </w:p>
@@ -2096,6 +2134,7 @@
         </w:numPr>
       </w:pPr>
       <w:r>
+        <w:lastRenderedPageBreak/>
         <w:t>Cuando he estado muy activo o he trabajado demasiado, sufro de indigestión o estreñimiento a) Ocasionalmente b) Casi nunca c) Nunca</w:t>
       </w:r>
     </w:p>
@@ -2107,7 +2146,6 @@
         </w:numPr>
       </w:pPr>
       <w:r>
-        <w:lastRenderedPageBreak/>
         <w:t>Si alguien me molesta: a) Me aguanto b) Intermedio c) Tengo que hablar con alguien para descargar mi enojo</w:t>
       </w:r>
     </w:p>
@@ -2310,6 +2348,7 @@
         </w:numPr>
       </w:pPr>
       <w:r>
+        <w:lastRenderedPageBreak/>
         <w:t>En las discusiones sobre arte, religión o política, rara vez me involucro o excito tanto como para olvidar la cortesía y las relaciones humanas a) Cierto b) Indeciso c) Falso</w:t>
       </w:r>
     </w:p>
@@ -2321,7 +2360,6 @@
         </w:numPr>
       </w:pPr>
       <w:r>
-        <w:lastRenderedPageBreak/>
         <w:t>Cuando voy a tomar un tren, me siento un poco apurado, tenso o ansioso aunque sepa que me queda tiempo a) Sí b) A veces c) No</w:t>
       </w:r>
     </w:p>
@@ -2526,6 +2564,7 @@
         </w:numPr>
       </w:pPr>
       <w:r>
+        <w:lastRenderedPageBreak/>
         <w:t>Tiendo más bien a hablar pausadamente a) Sí b) A veces c) No</w:t>
       </w:r>
     </w:p>
@@ -2537,7 +2576,6 @@
         </w:numPr>
       </w:pPr>
       <w:r>
-        <w:lastRenderedPageBreak/>
         <w:t>Cuando hago algo, mi principal preocupación es que: a) Sea realmente lo que yo quiero hacer b) Indeciso c) Que no tenga consecuencias nocivas para mis compañeros</w:t>
       </w:r>
     </w:p>
@@ -2729,6 +2767,7 @@
         </w:numPr>
       </w:pPr>
       <w:r>
+        <w:lastRenderedPageBreak/>
         <w:t>Me siento tan furioso que quisiera azotar una puerta, o tal vez romper el vidrio de una ventana a) Muy rara vez b) Ocasionalmente c) Con bastante frecuencia</w:t>
       </w:r>
     </w:p>
@@ -2740,7 +2779,6 @@
         </w:numPr>
       </w:pPr>
       <w:r>
-        <w:lastRenderedPageBreak/>
         <w:t>Disfrutaría más: a) Estando encargado de juegos de niños b) Indeciso c) Ayudando a un relojero</w:t>
       </w:r>
     </w:p>
@@ -3018,6 +3056,7 @@
           <w:b/>
           <w:bCs/>
         </w:rPr>
+        <w:lastRenderedPageBreak/>
         <w:t>MA</w:t>
       </w:r>
       <w:r>
@@ -3069,7 +3108,6 @@
           <w:b/>
           <w:bCs/>
         </w:rPr>
-        <w:lastRenderedPageBreak/>
         <w:t>Edad:</w:t>
       </w:r>
       <w:r>
@@ -5229,6 +5267,7 @@
                 <w:b/>
                 <w:bCs/>
               </w:rPr>
+              <w:lastRenderedPageBreak/>
               <w:t>20</w:t>
             </w:r>
           </w:p>
@@ -5526,7 +5565,6 @@
                 <w:b/>
                 <w:bCs/>
               </w:rPr>
-              <w:lastRenderedPageBreak/>
               <w:t>23</w:t>
             </w:r>
           </w:p>
@@ -7796,6 +7834,7 @@
                 <w:b/>
                 <w:bCs/>
               </w:rPr>
+              <w:lastRenderedPageBreak/>
               <w:t>44</w:t>
             </w:r>
           </w:p>
@@ -8093,7 +8132,6 @@
                 <w:b/>
                 <w:bCs/>
               </w:rPr>
-              <w:lastRenderedPageBreak/>
               <w:t>47</w:t>
             </w:r>
           </w:p>
@@ -10371,6 +10409,7 @@
                 <w:b/>
                 <w:bCs/>
               </w:rPr>
+              <w:lastRenderedPageBreak/>
               <w:t>70</w:t>
             </w:r>
           </w:p>
@@ -10668,7 +10707,6 @@
                 <w:b/>
                 <w:bCs/>
               </w:rPr>
-              <w:lastRenderedPageBreak/>
               <w:t>73</w:t>
             </w:r>
           </w:p>
@@ -13028,6 +13066,7 @@
                 <w:b/>
                 <w:bCs/>
               </w:rPr>
+              <w:lastRenderedPageBreak/>
               <w:t>94</w:t>
             </w:r>
           </w:p>
@@ -13343,7 +13382,6 @@
                 <w:b/>
                 <w:bCs/>
               </w:rPr>
-              <w:lastRenderedPageBreak/>
               <w:t>97</w:t>
             </w:r>
           </w:p>
@@ -15759,6 +15797,7 @@
                 <w:b/>
                 <w:bCs/>
               </w:rPr>
+              <w:lastRenderedPageBreak/>
               <w:t>120</w:t>
             </w:r>
           </w:p>
@@ -16075,7 +16114,6 @@
                 <w:b/>
                 <w:bCs/>
               </w:rPr>
-              <w:lastRenderedPageBreak/>
               <w:t>123</w:t>
             </w:r>
           </w:p>
@@ -18491,6 +18529,7 @@
                 <w:b/>
                 <w:bCs/>
               </w:rPr>
+              <w:lastRenderedPageBreak/>
               <w:t>146</w:t>
             </w:r>
           </w:p>
@@ -18806,7 +18845,6 @@
                 <w:b/>
                 <w:bCs/>
               </w:rPr>
-              <w:lastRenderedPageBreak/>
               <w:t>149</w:t>
             </w:r>
           </w:p>
@@ -20360,6 +20398,401 @@
         </w:tc>
       </w:tr>
     </w:tbl>
+    <w:p/>
+    <w:p/>
+    <w:p/>
+    <w:p/>
+    <w:p/>
+    <w:p/>
+    <w:p/>
+    <w:p/>
+    <w:p/>
+    <w:p/>
+    <w:p/>
+    <w:p/>
+    <w:p/>
+    <w:p/>
+    <w:p/>
+    <w:p>
+      <w:pPr>
+        <w:rPr>
+          <w:b/>
+          <w:bCs/>
+        </w:rPr>
+      </w:pPr>
+      <w:r>
+        <w:rPr>
+          <w:rFonts w:ascii="Segoe UI Emoji" w:hAnsi="Segoe UI Emoji" w:cs="Segoe UI Emoji"/>
+          <w:b/>
+          <w:bCs/>
+        </w:rPr>
+        <w:t>🔑</w:t>
+      </w:r>
+      <w:r>
+        <w:rPr>
+          <w:b/>
+          <w:bCs/>
+        </w:rPr>
+        <w:t xml:space="preserve"> Tus respuestas (1–88) sugieren tendencias en varios factores</w:t>
+      </w:r>
+    </w:p>
+    <w:p>
+      <w:pPr>
+        <w:rPr>
+          <w:b/>
+          <w:bCs/>
+        </w:rPr>
+      </w:pPr>
+      <w:r>
+        <w:rPr>
+          <w:b/>
+          <w:bCs/>
+        </w:rPr>
+        <w:t>Factores positivos que resaltan:</w:t>
+      </w:r>
+    </w:p>
+    <w:p>
+      <w:pPr>
+        <w:numPr>
+          <w:ilvl w:val="0"/>
+          <w:numId w:val="19"/>
+        </w:numPr>
+      </w:pPr>
+      <w:r>
+        <w:rPr>
+          <w:b/>
+          <w:bCs/>
+        </w:rPr>
+        <w:t>A (Calidez)</w:t>
+      </w:r>
+      <w:r>
+        <w:t>: varias respuestas muestran apertura social (ej. 6c, 36a, 62a). → Alto en sociabilidad.</w:t>
+      </w:r>
+    </w:p>
+    <w:p>
+      <w:pPr>
+        <w:numPr>
+          <w:ilvl w:val="0"/>
+          <w:numId w:val="19"/>
+        </w:numPr>
+      </w:pPr>
+      <w:r>
+        <w:rPr>
+          <w:b/>
+          <w:bCs/>
+        </w:rPr>
+        <w:t>C (Estabilidad emocional)</w:t>
+      </w:r>
+      <w:r>
+        <w:t>: negaste ansiedad en ítems como 5c, 18c, 49c, 60c. → Buen control emocional.</w:t>
+      </w:r>
+    </w:p>
+    <w:p>
+      <w:pPr>
+        <w:numPr>
+          <w:ilvl w:val="0"/>
+          <w:numId w:val="19"/>
+        </w:numPr>
+      </w:pPr>
+      <w:r>
+        <w:rPr>
+          <w:b/>
+          <w:bCs/>
+        </w:rPr>
+        <w:t>G (Conciencia, responsabilidad)</w:t>
+      </w:r>
+      <w:r>
+        <w:t>: respuestas como 23c, 55a, 59c reflejan respeto a normas y organización. → Alto sentido de deber.</w:t>
+      </w:r>
+    </w:p>
+    <w:p>
+      <w:pPr>
+        <w:numPr>
+          <w:ilvl w:val="0"/>
+          <w:numId w:val="19"/>
+        </w:numPr>
+      </w:pPr>
+      <w:r>
+        <w:rPr>
+          <w:b/>
+          <w:bCs/>
+        </w:rPr>
+        <w:t>Q3 (Autocontrol)</w:t>
+      </w:r>
+      <w:r>
+        <w:t>: ítems como 75a, 73a muestran autocontrol en discusiones y decisiones rápidas.</w:t>
+      </w:r>
+    </w:p>
+    <w:p>
+      <w:pPr>
+        <w:rPr>
+          <w:b/>
+          <w:bCs/>
+        </w:rPr>
+      </w:pPr>
+      <w:r>
+        <w:rPr>
+          <w:b/>
+          <w:bCs/>
+        </w:rPr>
+        <w:t>Factores donde se nota equilibrio o moderación:</w:t>
+      </w:r>
+    </w:p>
+    <w:p>
+      <w:pPr>
+        <w:numPr>
+          <w:ilvl w:val="0"/>
+          <w:numId w:val="20"/>
+        </w:numPr>
+      </w:pPr>
+      <w:r>
+        <w:rPr>
+          <w:b/>
+          <w:bCs/>
+        </w:rPr>
+        <w:t>E (Dominancia)</w:t>
+      </w:r>
+      <w:r>
+        <w:t>: respuestas como 6c (decirlo), 20a (quejarse) muestran asertividad, pero también 43c (no depender de amistades). → Dominancia moderada.</w:t>
+      </w:r>
+    </w:p>
+    <w:p>
+      <w:pPr>
+        <w:numPr>
+          <w:ilvl w:val="0"/>
+          <w:numId w:val="20"/>
+        </w:numPr>
+      </w:pPr>
+      <w:r>
+        <w:rPr>
+          <w:b/>
+          <w:bCs/>
+        </w:rPr>
+        <w:t>H (Animación)</w:t>
+      </w:r>
+      <w:r>
+        <w:t>: algunas respuestas sociales (44a, 46a) pero otras más reservadas (47c, 64c). → Sociabilidad equilibrada.</w:t>
+      </w:r>
+    </w:p>
+    <w:p>
+      <w:pPr>
+        <w:numPr>
+          <w:ilvl w:val="0"/>
+          <w:numId w:val="20"/>
+        </w:numPr>
+      </w:pPr>
+      <w:r>
+        <w:rPr>
+          <w:b/>
+          <w:bCs/>
+        </w:rPr>
+        <w:t>M (Imaginación)</w:t>
+      </w:r>
+      <w:r>
+        <w:t>: 41b (soñar despierto intermedio), 67a (ideas poco usuales). → Creatividad moderada.</w:t>
+      </w:r>
+    </w:p>
+    <w:p>
+      <w:pPr>
+        <w:rPr>
+          <w:b/>
+          <w:bCs/>
+        </w:rPr>
+      </w:pPr>
+      <w:r>
+        <w:rPr>
+          <w:b/>
+          <w:bCs/>
+        </w:rPr>
+        <w:t>Factores que podrían interpretarse como más bajos:</w:t>
+      </w:r>
+    </w:p>
+    <w:p>
+      <w:pPr>
+        <w:numPr>
+          <w:ilvl w:val="0"/>
+          <w:numId w:val="21"/>
+        </w:numPr>
+      </w:pPr>
+      <w:r>
+        <w:rPr>
+          <w:b/>
+          <w:bCs/>
+        </w:rPr>
+        <w:t>O (Aprehensión)</w:t>
+      </w:r>
+      <w:r>
+        <w:t>: 44a (casi nunca preocuparse), 85c (no avergonzarse). → Baja ansiedad, lo cual es positivo.</w:t>
+      </w:r>
+    </w:p>
+    <w:p>
+      <w:pPr>
+        <w:numPr>
+          <w:ilvl w:val="0"/>
+          <w:numId w:val="21"/>
+        </w:numPr>
+      </w:pPr>
+      <w:r>
+        <w:rPr>
+          <w:b/>
+          <w:bCs/>
+        </w:rPr>
+        <w:t>Q4 (Tensión)</w:t>
+      </w:r>
+      <w:r>
+        <w:t>: 25a (muy rara vez inquieto), 69b (ocasionalmente cuesta dormir). → Nivel bajo-medio de tensión.</w:t>
+      </w:r>
+    </w:p>
+    <w:p>
+      <w:pPr>
+        <w:numPr>
+          <w:ilvl w:val="0"/>
+          <w:numId w:val="21"/>
+        </w:numPr>
+      </w:pPr>
+      <w:r>
+        <w:rPr>
+          <w:b/>
+          <w:bCs/>
+        </w:rPr>
+        <w:t>L (Sospecha)</w:t>
+      </w:r>
+      <w:r>
+        <w:t>: 38c (no dudar de franqueza), 63a (la mayoría acepta culpa). → Confianza en otros, bajo nivel de sospecha.</w:t>
+      </w:r>
+    </w:p>
+    <w:p>
+      <w:pPr>
+        <w:rPr>
+          <w:b/>
+          <w:bCs/>
+        </w:rPr>
+      </w:pPr>
+      <w:r>
+        <w:rPr>
+          <w:rFonts w:ascii="Segoe UI Emoji" w:hAnsi="Segoe UI Emoji" w:cs="Segoe UI Emoji"/>
+          <w:b/>
+          <w:bCs/>
+        </w:rPr>
+        <w:t>📊</w:t>
+      </w:r>
+      <w:r>
+        <w:rPr>
+          <w:b/>
+          <w:bCs/>
+        </w:rPr>
+        <w:t xml:space="preserve"> Perfil general con tus respuestas</w:t>
+      </w:r>
+    </w:p>
+    <w:p>
+      <w:pPr>
+        <w:numPr>
+          <w:ilvl w:val="0"/>
+          <w:numId w:val="22"/>
+        </w:numPr>
+      </w:pPr>
+      <w:r>
+        <w:rPr>
+          <w:b/>
+          <w:bCs/>
+        </w:rPr>
+        <w:t>Sociable, abierto, cooperativo</w:t>
+      </w:r>
+      <w:r>
+        <w:t xml:space="preserve"> (alto A, H).</w:t>
+      </w:r>
+    </w:p>
+    <w:p>
+      <w:pPr>
+        <w:numPr>
+          <w:ilvl w:val="0"/>
+          <w:numId w:val="22"/>
+        </w:numPr>
+      </w:pPr>
+      <w:r>
+        <w:rPr>
+          <w:b/>
+          <w:bCs/>
+        </w:rPr>
+        <w:t>Responsable y organizado</w:t>
+      </w:r>
+      <w:r>
+        <w:t xml:space="preserve"> (alto G, Q3).</w:t>
+      </w:r>
+    </w:p>
+    <w:p>
+      <w:pPr>
+        <w:numPr>
+          <w:ilvl w:val="0"/>
+          <w:numId w:val="22"/>
+        </w:numPr>
+      </w:pPr>
+      <w:r>
+        <w:rPr>
+          <w:b/>
+          <w:bCs/>
+        </w:rPr>
+        <w:t>Estable emocionalmente, baja ansiedad</w:t>
+      </w:r>
+      <w:r>
+        <w:t xml:space="preserve"> (alto C, bajo O, bajo Q4).</w:t>
+      </w:r>
+    </w:p>
+    <w:p>
+      <w:pPr>
+        <w:numPr>
+          <w:ilvl w:val="0"/>
+          <w:numId w:val="22"/>
+        </w:numPr>
+      </w:pPr>
+      <w:r>
+        <w:rPr>
+          <w:b/>
+          <w:bCs/>
+        </w:rPr>
+        <w:lastRenderedPageBreak/>
+        <w:t>Moderadamente dominante y asertivo</w:t>
+      </w:r>
+      <w:r>
+        <w:t xml:space="preserve"> (E medio).</w:t>
+      </w:r>
+    </w:p>
+    <w:p>
+      <w:pPr>
+        <w:numPr>
+          <w:ilvl w:val="0"/>
+          <w:numId w:val="22"/>
+        </w:numPr>
+      </w:pPr>
+      <w:r>
+        <w:rPr>
+          <w:b/>
+          <w:bCs/>
+        </w:rPr>
+        <w:t>Creativo y con apertura intelectual</w:t>
+      </w:r>
+      <w:r>
+        <w:t xml:space="preserve"> (M medio-alto).</w:t>
+      </w:r>
+    </w:p>
+    <w:p>
+      <w:pPr>
+        <w:numPr>
+          <w:ilvl w:val="0"/>
+          <w:numId w:val="22"/>
+        </w:numPr>
+      </w:pPr>
+      <w:r>
+        <w:rPr>
+          <w:b/>
+          <w:bCs/>
+        </w:rPr>
+        <w:t>Confianza en los demás, baja suspicacia</w:t>
+      </w:r>
+      <w:r>
+        <w:t xml:space="preserve"> (L bajo).</w:t>
+      </w:r>
+    </w:p>
     <w:p/>
     <w:sectPr>
       <w:pgSz w:w="11906" w:h="16838"/>
@@ -20713,235 +21146,9 @@
     </w:lvl>
   </w:abstractNum>
   <w:abstractNum w:abstractNumId="3" w15:restartNumberingAfterBreak="0">
-    <w:nsid w:val="1CF46756"/>
+    <w:nsid w:val="17624C67"/>
     <w:multiLevelType w:val="multilevel"/>
-    <w:tmpl w:val="4DFC4716"/>
-    <w:lvl w:ilvl="0">
-      <w:start w:val="41"/>
-      <w:numFmt w:val="decimal"/>
-      <w:lvlText w:val="%1."/>
-      <w:lvlJc w:val="left"/>
-      <w:pPr>
-        <w:tabs>
-          <w:tab w:val="num" w:pos="720"/>
-        </w:tabs>
-        <w:ind w:left="720" w:hanging="360"/>
-      </w:pPr>
-    </w:lvl>
-    <w:lvl w:ilvl="1" w:tentative="1">
-      <w:start w:val="1"/>
-      <w:numFmt w:val="decimal"/>
-      <w:lvlText w:val="%2."/>
-      <w:lvlJc w:val="left"/>
-      <w:pPr>
-        <w:tabs>
-          <w:tab w:val="num" w:pos="1440"/>
-        </w:tabs>
-        <w:ind w:left="1440" w:hanging="360"/>
-      </w:pPr>
-    </w:lvl>
-    <w:lvl w:ilvl="2" w:tentative="1">
-      <w:start w:val="1"/>
-      <w:numFmt w:val="decimal"/>
-      <w:lvlText w:val="%3."/>
-      <w:lvlJc w:val="left"/>
-      <w:pPr>
-        <w:tabs>
-          <w:tab w:val="num" w:pos="2160"/>
-        </w:tabs>
-        <w:ind w:left="2160" w:hanging="360"/>
-      </w:pPr>
-    </w:lvl>
-    <w:lvl w:ilvl="3" w:tentative="1">
-      <w:start w:val="1"/>
-      <w:numFmt w:val="decimal"/>
-      <w:lvlText w:val="%4."/>
-      <w:lvlJc w:val="left"/>
-      <w:pPr>
-        <w:tabs>
-          <w:tab w:val="num" w:pos="2880"/>
-        </w:tabs>
-        <w:ind w:left="2880" w:hanging="360"/>
-      </w:pPr>
-    </w:lvl>
-    <w:lvl w:ilvl="4" w:tentative="1">
-      <w:start w:val="1"/>
-      <w:numFmt w:val="decimal"/>
-      <w:lvlText w:val="%5."/>
-      <w:lvlJc w:val="left"/>
-      <w:pPr>
-        <w:tabs>
-          <w:tab w:val="num" w:pos="3600"/>
-        </w:tabs>
-        <w:ind w:left="3600" w:hanging="360"/>
-      </w:pPr>
-    </w:lvl>
-    <w:lvl w:ilvl="5" w:tentative="1">
-      <w:start w:val="1"/>
-      <w:numFmt w:val="decimal"/>
-      <w:lvlText w:val="%6."/>
-      <w:lvlJc w:val="left"/>
-      <w:pPr>
-        <w:tabs>
-          <w:tab w:val="num" w:pos="4320"/>
-        </w:tabs>
-        <w:ind w:left="4320" w:hanging="360"/>
-      </w:pPr>
-    </w:lvl>
-    <w:lvl w:ilvl="6" w:tentative="1">
-      <w:start w:val="1"/>
-      <w:numFmt w:val="decimal"/>
-      <w:lvlText w:val="%7."/>
-      <w:lvlJc w:val="left"/>
-      <w:pPr>
-        <w:tabs>
-          <w:tab w:val="num" w:pos="5040"/>
-        </w:tabs>
-        <w:ind w:left="5040" w:hanging="360"/>
-      </w:pPr>
-    </w:lvl>
-    <w:lvl w:ilvl="7" w:tentative="1">
-      <w:start w:val="1"/>
-      <w:numFmt w:val="decimal"/>
-      <w:lvlText w:val="%8."/>
-      <w:lvlJc w:val="left"/>
-      <w:pPr>
-        <w:tabs>
-          <w:tab w:val="num" w:pos="5760"/>
-        </w:tabs>
-        <w:ind w:left="5760" w:hanging="360"/>
-      </w:pPr>
-    </w:lvl>
-    <w:lvl w:ilvl="8" w:tentative="1">
-      <w:start w:val="1"/>
-      <w:numFmt w:val="decimal"/>
-      <w:lvlText w:val="%9."/>
-      <w:lvlJc w:val="left"/>
-      <w:pPr>
-        <w:tabs>
-          <w:tab w:val="num" w:pos="6480"/>
-        </w:tabs>
-        <w:ind w:left="6480" w:hanging="360"/>
-      </w:pPr>
-    </w:lvl>
-  </w:abstractNum>
-  <w:abstractNum w:abstractNumId="4" w15:restartNumberingAfterBreak="0">
-    <w:nsid w:val="285C7A2F"/>
-    <w:multiLevelType w:val="multilevel"/>
-    <w:tmpl w:val="3F76F506"/>
-    <w:lvl w:ilvl="0">
-      <w:start w:val="1"/>
-      <w:numFmt w:val="decimal"/>
-      <w:lvlText w:val="%1."/>
-      <w:lvlJc w:val="left"/>
-      <w:pPr>
-        <w:tabs>
-          <w:tab w:val="num" w:pos="720"/>
-        </w:tabs>
-        <w:ind w:left="720" w:hanging="360"/>
-      </w:pPr>
-    </w:lvl>
-    <w:lvl w:ilvl="1" w:tentative="1">
-      <w:start w:val="1"/>
-      <w:numFmt w:val="decimal"/>
-      <w:lvlText w:val="%2."/>
-      <w:lvlJc w:val="left"/>
-      <w:pPr>
-        <w:tabs>
-          <w:tab w:val="num" w:pos="1440"/>
-        </w:tabs>
-        <w:ind w:left="1440" w:hanging="360"/>
-      </w:pPr>
-    </w:lvl>
-    <w:lvl w:ilvl="2" w:tentative="1">
-      <w:start w:val="1"/>
-      <w:numFmt w:val="decimal"/>
-      <w:lvlText w:val="%3."/>
-      <w:lvlJc w:val="left"/>
-      <w:pPr>
-        <w:tabs>
-          <w:tab w:val="num" w:pos="2160"/>
-        </w:tabs>
-        <w:ind w:left="2160" w:hanging="360"/>
-      </w:pPr>
-    </w:lvl>
-    <w:lvl w:ilvl="3" w:tentative="1">
-      <w:start w:val="1"/>
-      <w:numFmt w:val="decimal"/>
-      <w:lvlText w:val="%4."/>
-      <w:lvlJc w:val="left"/>
-      <w:pPr>
-        <w:tabs>
-          <w:tab w:val="num" w:pos="2880"/>
-        </w:tabs>
-        <w:ind w:left="2880" w:hanging="360"/>
-      </w:pPr>
-    </w:lvl>
-    <w:lvl w:ilvl="4" w:tentative="1">
-      <w:start w:val="1"/>
-      <w:numFmt w:val="decimal"/>
-      <w:lvlText w:val="%5."/>
-      <w:lvlJc w:val="left"/>
-      <w:pPr>
-        <w:tabs>
-          <w:tab w:val="num" w:pos="3600"/>
-        </w:tabs>
-        <w:ind w:left="3600" w:hanging="360"/>
-      </w:pPr>
-    </w:lvl>
-    <w:lvl w:ilvl="5" w:tentative="1">
-      <w:start w:val="1"/>
-      <w:numFmt w:val="decimal"/>
-      <w:lvlText w:val="%6."/>
-      <w:lvlJc w:val="left"/>
-      <w:pPr>
-        <w:tabs>
-          <w:tab w:val="num" w:pos="4320"/>
-        </w:tabs>
-        <w:ind w:left="4320" w:hanging="360"/>
-      </w:pPr>
-    </w:lvl>
-    <w:lvl w:ilvl="6" w:tentative="1">
-      <w:start w:val="1"/>
-      <w:numFmt w:val="decimal"/>
-      <w:lvlText w:val="%7."/>
-      <w:lvlJc w:val="left"/>
-      <w:pPr>
-        <w:tabs>
-          <w:tab w:val="num" w:pos="5040"/>
-        </w:tabs>
-        <w:ind w:left="5040" w:hanging="360"/>
-      </w:pPr>
-    </w:lvl>
-    <w:lvl w:ilvl="7" w:tentative="1">
-      <w:start w:val="1"/>
-      <w:numFmt w:val="decimal"/>
-      <w:lvlText w:val="%8."/>
-      <w:lvlJc w:val="left"/>
-      <w:pPr>
-        <w:tabs>
-          <w:tab w:val="num" w:pos="5760"/>
-        </w:tabs>
-        <w:ind w:left="5760" w:hanging="360"/>
-      </w:pPr>
-    </w:lvl>
-    <w:lvl w:ilvl="8" w:tentative="1">
-      <w:start w:val="1"/>
-      <w:numFmt w:val="decimal"/>
-      <w:lvlText w:val="%9."/>
-      <w:lvlJc w:val="left"/>
-      <w:pPr>
-        <w:tabs>
-          <w:tab w:val="num" w:pos="6480"/>
-        </w:tabs>
-        <w:ind w:left="6480" w:hanging="360"/>
-      </w:pPr>
-    </w:lvl>
-  </w:abstractNum>
-  <w:abstractNum w:abstractNumId="5" w15:restartNumberingAfterBreak="0">
-    <w:nsid w:val="357B5F2F"/>
-    <w:multiLevelType w:val="multilevel"/>
-    <w:tmpl w:val="CEB8E054"/>
+    <w:tmpl w:val="9F4E0A34"/>
     <w:lvl w:ilvl="0">
       <w:start w:val="1"/>
       <w:numFmt w:val="bullet"/>
@@ -21087,12 +21294,12 @@
       </w:rPr>
     </w:lvl>
   </w:abstractNum>
-  <w:abstractNum w:abstractNumId="6" w15:restartNumberingAfterBreak="0">
-    <w:nsid w:val="370278AF"/>
+  <w:abstractNum w:abstractNumId="4" w15:restartNumberingAfterBreak="0">
+    <w:nsid w:val="1CF46756"/>
     <w:multiLevelType w:val="multilevel"/>
-    <w:tmpl w:val="69020782"/>
+    <w:tmpl w:val="4DFC4716"/>
     <w:lvl w:ilvl="0">
-      <w:start w:val="74"/>
+      <w:start w:val="41"/>
       <w:numFmt w:val="decimal"/>
       <w:lvlText w:val="%1."/>
       <w:lvlJc w:val="left"/>
@@ -21200,12 +21407,12 @@
       </w:pPr>
     </w:lvl>
   </w:abstractNum>
-  <w:abstractNum w:abstractNumId="7" w15:restartNumberingAfterBreak="0">
-    <w:nsid w:val="38B7164E"/>
+  <w:abstractNum w:abstractNumId="5" w15:restartNumberingAfterBreak="0">
+    <w:nsid w:val="285C7A2F"/>
     <w:multiLevelType w:val="multilevel"/>
-    <w:tmpl w:val="A76A2C7E"/>
+    <w:tmpl w:val="3F76F506"/>
     <w:lvl w:ilvl="0">
-      <w:start w:val="51"/>
+      <w:start w:val="1"/>
       <w:numFmt w:val="decimal"/>
       <w:lvlText w:val="%1."/>
       <w:lvlJc w:val="left"/>
@@ -21313,123 +21520,10 @@
       </w:pPr>
     </w:lvl>
   </w:abstractNum>
-  <w:abstractNum w:abstractNumId="8" w15:restartNumberingAfterBreak="0">
-    <w:nsid w:val="510616BF"/>
+  <w:abstractNum w:abstractNumId="6" w15:restartNumberingAfterBreak="0">
+    <w:nsid w:val="31024F9B"/>
     <w:multiLevelType w:val="multilevel"/>
-    <w:tmpl w:val="BFB62768"/>
-    <w:lvl w:ilvl="0">
-      <w:start w:val="177"/>
-      <w:numFmt w:val="decimal"/>
-      <w:lvlText w:val="%1."/>
-      <w:lvlJc w:val="left"/>
-      <w:pPr>
-        <w:tabs>
-          <w:tab w:val="num" w:pos="720"/>
-        </w:tabs>
-        <w:ind w:left="720" w:hanging="360"/>
-      </w:pPr>
-    </w:lvl>
-    <w:lvl w:ilvl="1" w:tentative="1">
-      <w:start w:val="1"/>
-      <w:numFmt w:val="decimal"/>
-      <w:lvlText w:val="%2."/>
-      <w:lvlJc w:val="left"/>
-      <w:pPr>
-        <w:tabs>
-          <w:tab w:val="num" w:pos="1440"/>
-        </w:tabs>
-        <w:ind w:left="1440" w:hanging="360"/>
-      </w:pPr>
-    </w:lvl>
-    <w:lvl w:ilvl="2" w:tentative="1">
-      <w:start w:val="1"/>
-      <w:numFmt w:val="decimal"/>
-      <w:lvlText w:val="%3."/>
-      <w:lvlJc w:val="left"/>
-      <w:pPr>
-        <w:tabs>
-          <w:tab w:val="num" w:pos="2160"/>
-        </w:tabs>
-        <w:ind w:left="2160" w:hanging="360"/>
-      </w:pPr>
-    </w:lvl>
-    <w:lvl w:ilvl="3" w:tentative="1">
-      <w:start w:val="1"/>
-      <w:numFmt w:val="decimal"/>
-      <w:lvlText w:val="%4."/>
-      <w:lvlJc w:val="left"/>
-      <w:pPr>
-        <w:tabs>
-          <w:tab w:val="num" w:pos="2880"/>
-        </w:tabs>
-        <w:ind w:left="2880" w:hanging="360"/>
-      </w:pPr>
-    </w:lvl>
-    <w:lvl w:ilvl="4" w:tentative="1">
-      <w:start w:val="1"/>
-      <w:numFmt w:val="decimal"/>
-      <w:lvlText w:val="%5."/>
-      <w:lvlJc w:val="left"/>
-      <w:pPr>
-        <w:tabs>
-          <w:tab w:val="num" w:pos="3600"/>
-        </w:tabs>
-        <w:ind w:left="3600" w:hanging="360"/>
-      </w:pPr>
-    </w:lvl>
-    <w:lvl w:ilvl="5" w:tentative="1">
-      <w:start w:val="1"/>
-      <w:numFmt w:val="decimal"/>
-      <w:lvlText w:val="%6."/>
-      <w:lvlJc w:val="left"/>
-      <w:pPr>
-        <w:tabs>
-          <w:tab w:val="num" w:pos="4320"/>
-        </w:tabs>
-        <w:ind w:left="4320" w:hanging="360"/>
-      </w:pPr>
-    </w:lvl>
-    <w:lvl w:ilvl="6" w:tentative="1">
-      <w:start w:val="1"/>
-      <w:numFmt w:val="decimal"/>
-      <w:lvlText w:val="%7."/>
-      <w:lvlJc w:val="left"/>
-      <w:pPr>
-        <w:tabs>
-          <w:tab w:val="num" w:pos="5040"/>
-        </w:tabs>
-        <w:ind w:left="5040" w:hanging="360"/>
-      </w:pPr>
-    </w:lvl>
-    <w:lvl w:ilvl="7" w:tentative="1">
-      <w:start w:val="1"/>
-      <w:numFmt w:val="decimal"/>
-      <w:lvlText w:val="%8."/>
-      <w:lvlJc w:val="left"/>
-      <w:pPr>
-        <w:tabs>
-          <w:tab w:val="num" w:pos="5760"/>
-        </w:tabs>
-        <w:ind w:left="5760" w:hanging="360"/>
-      </w:pPr>
-    </w:lvl>
-    <w:lvl w:ilvl="8" w:tentative="1">
-      <w:start w:val="1"/>
-      <w:numFmt w:val="decimal"/>
-      <w:lvlText w:val="%9."/>
-      <w:lvlJc w:val="left"/>
-      <w:pPr>
-        <w:tabs>
-          <w:tab w:val="num" w:pos="6480"/>
-        </w:tabs>
-        <w:ind w:left="6480" w:hanging="360"/>
-      </w:pPr>
-    </w:lvl>
-  </w:abstractNum>
-  <w:abstractNum w:abstractNumId="9" w15:restartNumberingAfterBreak="0">
-    <w:nsid w:val="520F5113"/>
-    <w:multiLevelType w:val="multilevel"/>
-    <w:tmpl w:val="2F9CB826"/>
+    <w:tmpl w:val="57D2964C"/>
     <w:lvl w:ilvl="0">
       <w:start w:val="1"/>
       <w:numFmt w:val="bullet"/>
@@ -21575,7 +21669,793 @@
       </w:rPr>
     </w:lvl>
   </w:abstractNum>
+  <w:abstractNum w:abstractNumId="7" w15:restartNumberingAfterBreak="0">
+    <w:nsid w:val="357B5F2F"/>
+    <w:multiLevelType w:val="multilevel"/>
+    <w:tmpl w:val="CEB8E054"/>
+    <w:lvl w:ilvl="0">
+      <w:start w:val="1"/>
+      <w:numFmt w:val="bullet"/>
+      <w:lvlText w:val=""/>
+      <w:lvlJc w:val="left"/>
+      <w:pPr>
+        <w:tabs>
+          <w:tab w:val="num" w:pos="720"/>
+        </w:tabs>
+        <w:ind w:left="720" w:hanging="360"/>
+      </w:pPr>
+      <w:rPr>
+        <w:rFonts w:ascii="Symbol" w:hAnsi="Symbol" w:hint="default"/>
+        <w:sz w:val="20"/>
+      </w:rPr>
+    </w:lvl>
+    <w:lvl w:ilvl="1" w:tentative="1">
+      <w:start w:val="1"/>
+      <w:numFmt w:val="bullet"/>
+      <w:lvlText w:val="o"/>
+      <w:lvlJc w:val="left"/>
+      <w:pPr>
+        <w:tabs>
+          <w:tab w:val="num" w:pos="1440"/>
+        </w:tabs>
+        <w:ind w:left="1440" w:hanging="360"/>
+      </w:pPr>
+      <w:rPr>
+        <w:rFonts w:ascii="Courier New" w:hAnsi="Courier New" w:hint="default"/>
+        <w:sz w:val="20"/>
+      </w:rPr>
+    </w:lvl>
+    <w:lvl w:ilvl="2" w:tentative="1">
+      <w:start w:val="1"/>
+      <w:numFmt w:val="bullet"/>
+      <w:lvlText w:val=""/>
+      <w:lvlJc w:val="left"/>
+      <w:pPr>
+        <w:tabs>
+          <w:tab w:val="num" w:pos="2160"/>
+        </w:tabs>
+        <w:ind w:left="2160" w:hanging="360"/>
+      </w:pPr>
+      <w:rPr>
+        <w:rFonts w:ascii="Wingdings" w:hAnsi="Wingdings" w:hint="default"/>
+        <w:sz w:val="20"/>
+      </w:rPr>
+    </w:lvl>
+    <w:lvl w:ilvl="3" w:tentative="1">
+      <w:start w:val="1"/>
+      <w:numFmt w:val="bullet"/>
+      <w:lvlText w:val=""/>
+      <w:lvlJc w:val="left"/>
+      <w:pPr>
+        <w:tabs>
+          <w:tab w:val="num" w:pos="2880"/>
+        </w:tabs>
+        <w:ind w:left="2880" w:hanging="360"/>
+      </w:pPr>
+      <w:rPr>
+        <w:rFonts w:ascii="Wingdings" w:hAnsi="Wingdings" w:hint="default"/>
+        <w:sz w:val="20"/>
+      </w:rPr>
+    </w:lvl>
+    <w:lvl w:ilvl="4" w:tentative="1">
+      <w:start w:val="1"/>
+      <w:numFmt w:val="bullet"/>
+      <w:lvlText w:val=""/>
+      <w:lvlJc w:val="left"/>
+      <w:pPr>
+        <w:tabs>
+          <w:tab w:val="num" w:pos="3600"/>
+        </w:tabs>
+        <w:ind w:left="3600" w:hanging="360"/>
+      </w:pPr>
+      <w:rPr>
+        <w:rFonts w:ascii="Wingdings" w:hAnsi="Wingdings" w:hint="default"/>
+        <w:sz w:val="20"/>
+      </w:rPr>
+    </w:lvl>
+    <w:lvl w:ilvl="5" w:tentative="1">
+      <w:start w:val="1"/>
+      <w:numFmt w:val="bullet"/>
+      <w:lvlText w:val=""/>
+      <w:lvlJc w:val="left"/>
+      <w:pPr>
+        <w:tabs>
+          <w:tab w:val="num" w:pos="4320"/>
+        </w:tabs>
+        <w:ind w:left="4320" w:hanging="360"/>
+      </w:pPr>
+      <w:rPr>
+        <w:rFonts w:ascii="Wingdings" w:hAnsi="Wingdings" w:hint="default"/>
+        <w:sz w:val="20"/>
+      </w:rPr>
+    </w:lvl>
+    <w:lvl w:ilvl="6" w:tentative="1">
+      <w:start w:val="1"/>
+      <w:numFmt w:val="bullet"/>
+      <w:lvlText w:val=""/>
+      <w:lvlJc w:val="left"/>
+      <w:pPr>
+        <w:tabs>
+          <w:tab w:val="num" w:pos="5040"/>
+        </w:tabs>
+        <w:ind w:left="5040" w:hanging="360"/>
+      </w:pPr>
+      <w:rPr>
+        <w:rFonts w:ascii="Wingdings" w:hAnsi="Wingdings" w:hint="default"/>
+        <w:sz w:val="20"/>
+      </w:rPr>
+    </w:lvl>
+    <w:lvl w:ilvl="7" w:tentative="1">
+      <w:start w:val="1"/>
+      <w:numFmt w:val="bullet"/>
+      <w:lvlText w:val=""/>
+      <w:lvlJc w:val="left"/>
+      <w:pPr>
+        <w:tabs>
+          <w:tab w:val="num" w:pos="5760"/>
+        </w:tabs>
+        <w:ind w:left="5760" w:hanging="360"/>
+      </w:pPr>
+      <w:rPr>
+        <w:rFonts w:ascii="Wingdings" w:hAnsi="Wingdings" w:hint="default"/>
+        <w:sz w:val="20"/>
+      </w:rPr>
+    </w:lvl>
+    <w:lvl w:ilvl="8" w:tentative="1">
+      <w:start w:val="1"/>
+      <w:numFmt w:val="bullet"/>
+      <w:lvlText w:val=""/>
+      <w:lvlJc w:val="left"/>
+      <w:pPr>
+        <w:tabs>
+          <w:tab w:val="num" w:pos="6480"/>
+        </w:tabs>
+        <w:ind w:left="6480" w:hanging="360"/>
+      </w:pPr>
+      <w:rPr>
+        <w:rFonts w:ascii="Wingdings" w:hAnsi="Wingdings" w:hint="default"/>
+        <w:sz w:val="20"/>
+      </w:rPr>
+    </w:lvl>
+  </w:abstractNum>
+  <w:abstractNum w:abstractNumId="8" w15:restartNumberingAfterBreak="0">
+    <w:nsid w:val="370278AF"/>
+    <w:multiLevelType w:val="multilevel"/>
+    <w:tmpl w:val="69020782"/>
+    <w:lvl w:ilvl="0">
+      <w:start w:val="74"/>
+      <w:numFmt w:val="decimal"/>
+      <w:lvlText w:val="%1."/>
+      <w:lvlJc w:val="left"/>
+      <w:pPr>
+        <w:tabs>
+          <w:tab w:val="num" w:pos="720"/>
+        </w:tabs>
+        <w:ind w:left="720" w:hanging="360"/>
+      </w:pPr>
+    </w:lvl>
+    <w:lvl w:ilvl="1" w:tentative="1">
+      <w:start w:val="1"/>
+      <w:numFmt w:val="decimal"/>
+      <w:lvlText w:val="%2."/>
+      <w:lvlJc w:val="left"/>
+      <w:pPr>
+        <w:tabs>
+          <w:tab w:val="num" w:pos="1440"/>
+        </w:tabs>
+        <w:ind w:left="1440" w:hanging="360"/>
+      </w:pPr>
+    </w:lvl>
+    <w:lvl w:ilvl="2" w:tentative="1">
+      <w:start w:val="1"/>
+      <w:numFmt w:val="decimal"/>
+      <w:lvlText w:val="%3."/>
+      <w:lvlJc w:val="left"/>
+      <w:pPr>
+        <w:tabs>
+          <w:tab w:val="num" w:pos="2160"/>
+        </w:tabs>
+        <w:ind w:left="2160" w:hanging="360"/>
+      </w:pPr>
+    </w:lvl>
+    <w:lvl w:ilvl="3" w:tentative="1">
+      <w:start w:val="1"/>
+      <w:numFmt w:val="decimal"/>
+      <w:lvlText w:val="%4."/>
+      <w:lvlJc w:val="left"/>
+      <w:pPr>
+        <w:tabs>
+          <w:tab w:val="num" w:pos="2880"/>
+        </w:tabs>
+        <w:ind w:left="2880" w:hanging="360"/>
+      </w:pPr>
+    </w:lvl>
+    <w:lvl w:ilvl="4" w:tentative="1">
+      <w:start w:val="1"/>
+      <w:numFmt w:val="decimal"/>
+      <w:lvlText w:val="%5."/>
+      <w:lvlJc w:val="left"/>
+      <w:pPr>
+        <w:tabs>
+          <w:tab w:val="num" w:pos="3600"/>
+        </w:tabs>
+        <w:ind w:left="3600" w:hanging="360"/>
+      </w:pPr>
+    </w:lvl>
+    <w:lvl w:ilvl="5" w:tentative="1">
+      <w:start w:val="1"/>
+      <w:numFmt w:val="decimal"/>
+      <w:lvlText w:val="%6."/>
+      <w:lvlJc w:val="left"/>
+      <w:pPr>
+        <w:tabs>
+          <w:tab w:val="num" w:pos="4320"/>
+        </w:tabs>
+        <w:ind w:left="4320" w:hanging="360"/>
+      </w:pPr>
+    </w:lvl>
+    <w:lvl w:ilvl="6" w:tentative="1">
+      <w:start w:val="1"/>
+      <w:numFmt w:val="decimal"/>
+      <w:lvlText w:val="%7."/>
+      <w:lvlJc w:val="left"/>
+      <w:pPr>
+        <w:tabs>
+          <w:tab w:val="num" w:pos="5040"/>
+        </w:tabs>
+        <w:ind w:left="5040" w:hanging="360"/>
+      </w:pPr>
+    </w:lvl>
+    <w:lvl w:ilvl="7" w:tentative="1">
+      <w:start w:val="1"/>
+      <w:numFmt w:val="decimal"/>
+      <w:lvlText w:val="%8."/>
+      <w:lvlJc w:val="left"/>
+      <w:pPr>
+        <w:tabs>
+          <w:tab w:val="num" w:pos="5760"/>
+        </w:tabs>
+        <w:ind w:left="5760" w:hanging="360"/>
+      </w:pPr>
+    </w:lvl>
+    <w:lvl w:ilvl="8" w:tentative="1">
+      <w:start w:val="1"/>
+      <w:numFmt w:val="decimal"/>
+      <w:lvlText w:val="%9."/>
+      <w:lvlJc w:val="left"/>
+      <w:pPr>
+        <w:tabs>
+          <w:tab w:val="num" w:pos="6480"/>
+        </w:tabs>
+        <w:ind w:left="6480" w:hanging="360"/>
+      </w:pPr>
+    </w:lvl>
+  </w:abstractNum>
+  <w:abstractNum w:abstractNumId="9" w15:restartNumberingAfterBreak="0">
+    <w:nsid w:val="38B7164E"/>
+    <w:multiLevelType w:val="multilevel"/>
+    <w:tmpl w:val="A76A2C7E"/>
+    <w:lvl w:ilvl="0">
+      <w:start w:val="51"/>
+      <w:numFmt w:val="decimal"/>
+      <w:lvlText w:val="%1."/>
+      <w:lvlJc w:val="left"/>
+      <w:pPr>
+        <w:tabs>
+          <w:tab w:val="num" w:pos="720"/>
+        </w:tabs>
+        <w:ind w:left="720" w:hanging="360"/>
+      </w:pPr>
+    </w:lvl>
+    <w:lvl w:ilvl="1" w:tentative="1">
+      <w:start w:val="1"/>
+      <w:numFmt w:val="decimal"/>
+      <w:lvlText w:val="%2."/>
+      <w:lvlJc w:val="left"/>
+      <w:pPr>
+        <w:tabs>
+          <w:tab w:val="num" w:pos="1440"/>
+        </w:tabs>
+        <w:ind w:left="1440" w:hanging="360"/>
+      </w:pPr>
+    </w:lvl>
+    <w:lvl w:ilvl="2" w:tentative="1">
+      <w:start w:val="1"/>
+      <w:numFmt w:val="decimal"/>
+      <w:lvlText w:val="%3."/>
+      <w:lvlJc w:val="left"/>
+      <w:pPr>
+        <w:tabs>
+          <w:tab w:val="num" w:pos="2160"/>
+        </w:tabs>
+        <w:ind w:left="2160" w:hanging="360"/>
+      </w:pPr>
+    </w:lvl>
+    <w:lvl w:ilvl="3" w:tentative="1">
+      <w:start w:val="1"/>
+      <w:numFmt w:val="decimal"/>
+      <w:lvlText w:val="%4."/>
+      <w:lvlJc w:val="left"/>
+      <w:pPr>
+        <w:tabs>
+          <w:tab w:val="num" w:pos="2880"/>
+        </w:tabs>
+        <w:ind w:left="2880" w:hanging="360"/>
+      </w:pPr>
+    </w:lvl>
+    <w:lvl w:ilvl="4" w:tentative="1">
+      <w:start w:val="1"/>
+      <w:numFmt w:val="decimal"/>
+      <w:lvlText w:val="%5."/>
+      <w:lvlJc w:val="left"/>
+      <w:pPr>
+        <w:tabs>
+          <w:tab w:val="num" w:pos="3600"/>
+        </w:tabs>
+        <w:ind w:left="3600" w:hanging="360"/>
+      </w:pPr>
+    </w:lvl>
+    <w:lvl w:ilvl="5" w:tentative="1">
+      <w:start w:val="1"/>
+      <w:numFmt w:val="decimal"/>
+      <w:lvlText w:val="%6."/>
+      <w:lvlJc w:val="left"/>
+      <w:pPr>
+        <w:tabs>
+          <w:tab w:val="num" w:pos="4320"/>
+        </w:tabs>
+        <w:ind w:left="4320" w:hanging="360"/>
+      </w:pPr>
+    </w:lvl>
+    <w:lvl w:ilvl="6" w:tentative="1">
+      <w:start w:val="1"/>
+      <w:numFmt w:val="decimal"/>
+      <w:lvlText w:val="%7."/>
+      <w:lvlJc w:val="left"/>
+      <w:pPr>
+        <w:tabs>
+          <w:tab w:val="num" w:pos="5040"/>
+        </w:tabs>
+        <w:ind w:left="5040" w:hanging="360"/>
+      </w:pPr>
+    </w:lvl>
+    <w:lvl w:ilvl="7" w:tentative="1">
+      <w:start w:val="1"/>
+      <w:numFmt w:val="decimal"/>
+      <w:lvlText w:val="%8."/>
+      <w:lvlJc w:val="left"/>
+      <w:pPr>
+        <w:tabs>
+          <w:tab w:val="num" w:pos="5760"/>
+        </w:tabs>
+        <w:ind w:left="5760" w:hanging="360"/>
+      </w:pPr>
+    </w:lvl>
+    <w:lvl w:ilvl="8" w:tentative="1">
+      <w:start w:val="1"/>
+      <w:numFmt w:val="decimal"/>
+      <w:lvlText w:val="%9."/>
+      <w:lvlJc w:val="left"/>
+      <w:pPr>
+        <w:tabs>
+          <w:tab w:val="num" w:pos="6480"/>
+        </w:tabs>
+        <w:ind w:left="6480" w:hanging="360"/>
+      </w:pPr>
+    </w:lvl>
+  </w:abstractNum>
   <w:abstractNum w:abstractNumId="10" w15:restartNumberingAfterBreak="0">
+    <w:nsid w:val="510616BF"/>
+    <w:multiLevelType w:val="multilevel"/>
+    <w:tmpl w:val="BFB62768"/>
+    <w:lvl w:ilvl="0">
+      <w:start w:val="177"/>
+      <w:numFmt w:val="decimal"/>
+      <w:lvlText w:val="%1."/>
+      <w:lvlJc w:val="left"/>
+      <w:pPr>
+        <w:tabs>
+          <w:tab w:val="num" w:pos="720"/>
+        </w:tabs>
+        <w:ind w:left="720" w:hanging="360"/>
+      </w:pPr>
+    </w:lvl>
+    <w:lvl w:ilvl="1" w:tentative="1">
+      <w:start w:val="1"/>
+      <w:numFmt w:val="decimal"/>
+      <w:lvlText w:val="%2."/>
+      <w:lvlJc w:val="left"/>
+      <w:pPr>
+        <w:tabs>
+          <w:tab w:val="num" w:pos="1440"/>
+        </w:tabs>
+        <w:ind w:left="1440" w:hanging="360"/>
+      </w:pPr>
+    </w:lvl>
+    <w:lvl w:ilvl="2" w:tentative="1">
+      <w:start w:val="1"/>
+      <w:numFmt w:val="decimal"/>
+      <w:lvlText w:val="%3."/>
+      <w:lvlJc w:val="left"/>
+      <w:pPr>
+        <w:tabs>
+          <w:tab w:val="num" w:pos="2160"/>
+        </w:tabs>
+        <w:ind w:left="2160" w:hanging="360"/>
+      </w:pPr>
+    </w:lvl>
+    <w:lvl w:ilvl="3" w:tentative="1">
+      <w:start w:val="1"/>
+      <w:numFmt w:val="decimal"/>
+      <w:lvlText w:val="%4."/>
+      <w:lvlJc w:val="left"/>
+      <w:pPr>
+        <w:tabs>
+          <w:tab w:val="num" w:pos="2880"/>
+        </w:tabs>
+        <w:ind w:left="2880" w:hanging="360"/>
+      </w:pPr>
+    </w:lvl>
+    <w:lvl w:ilvl="4" w:tentative="1">
+      <w:start w:val="1"/>
+      <w:numFmt w:val="decimal"/>
+      <w:lvlText w:val="%5."/>
+      <w:lvlJc w:val="left"/>
+      <w:pPr>
+        <w:tabs>
+          <w:tab w:val="num" w:pos="3600"/>
+        </w:tabs>
+        <w:ind w:left="3600" w:hanging="360"/>
+      </w:pPr>
+    </w:lvl>
+    <w:lvl w:ilvl="5" w:tentative="1">
+      <w:start w:val="1"/>
+      <w:numFmt w:val="decimal"/>
+      <w:lvlText w:val="%6."/>
+      <w:lvlJc w:val="left"/>
+      <w:pPr>
+        <w:tabs>
+          <w:tab w:val="num" w:pos="4320"/>
+        </w:tabs>
+        <w:ind w:left="4320" w:hanging="360"/>
+      </w:pPr>
+    </w:lvl>
+    <w:lvl w:ilvl="6" w:tentative="1">
+      <w:start w:val="1"/>
+      <w:numFmt w:val="decimal"/>
+      <w:lvlText w:val="%7."/>
+      <w:lvlJc w:val="left"/>
+      <w:pPr>
+        <w:tabs>
+          <w:tab w:val="num" w:pos="5040"/>
+        </w:tabs>
+        <w:ind w:left="5040" w:hanging="360"/>
+      </w:pPr>
+    </w:lvl>
+    <w:lvl w:ilvl="7" w:tentative="1">
+      <w:start w:val="1"/>
+      <w:numFmt w:val="decimal"/>
+      <w:lvlText w:val="%8."/>
+      <w:lvlJc w:val="left"/>
+      <w:pPr>
+        <w:tabs>
+          <w:tab w:val="num" w:pos="5760"/>
+        </w:tabs>
+        <w:ind w:left="5760" w:hanging="360"/>
+      </w:pPr>
+    </w:lvl>
+    <w:lvl w:ilvl="8" w:tentative="1">
+      <w:start w:val="1"/>
+      <w:numFmt w:val="decimal"/>
+      <w:lvlText w:val="%9."/>
+      <w:lvlJc w:val="left"/>
+      <w:pPr>
+        <w:tabs>
+          <w:tab w:val="num" w:pos="6480"/>
+        </w:tabs>
+        <w:ind w:left="6480" w:hanging="360"/>
+      </w:pPr>
+    </w:lvl>
+  </w:abstractNum>
+  <w:abstractNum w:abstractNumId="11" w15:restartNumberingAfterBreak="0">
+    <w:nsid w:val="520F5113"/>
+    <w:multiLevelType w:val="multilevel"/>
+    <w:tmpl w:val="2F9CB826"/>
+    <w:lvl w:ilvl="0">
+      <w:start w:val="1"/>
+      <w:numFmt w:val="bullet"/>
+      <w:lvlText w:val=""/>
+      <w:lvlJc w:val="left"/>
+      <w:pPr>
+        <w:tabs>
+          <w:tab w:val="num" w:pos="720"/>
+        </w:tabs>
+        <w:ind w:left="720" w:hanging="360"/>
+      </w:pPr>
+      <w:rPr>
+        <w:rFonts w:ascii="Symbol" w:hAnsi="Symbol" w:hint="default"/>
+        <w:sz w:val="20"/>
+      </w:rPr>
+    </w:lvl>
+    <w:lvl w:ilvl="1" w:tentative="1">
+      <w:start w:val="1"/>
+      <w:numFmt w:val="bullet"/>
+      <w:lvlText w:val="o"/>
+      <w:lvlJc w:val="left"/>
+      <w:pPr>
+        <w:tabs>
+          <w:tab w:val="num" w:pos="1440"/>
+        </w:tabs>
+        <w:ind w:left="1440" w:hanging="360"/>
+      </w:pPr>
+      <w:rPr>
+        <w:rFonts w:ascii="Courier New" w:hAnsi="Courier New" w:hint="default"/>
+        <w:sz w:val="20"/>
+      </w:rPr>
+    </w:lvl>
+    <w:lvl w:ilvl="2" w:tentative="1">
+      <w:start w:val="1"/>
+      <w:numFmt w:val="bullet"/>
+      <w:lvlText w:val=""/>
+      <w:lvlJc w:val="left"/>
+      <w:pPr>
+        <w:tabs>
+          <w:tab w:val="num" w:pos="2160"/>
+        </w:tabs>
+        <w:ind w:left="2160" w:hanging="360"/>
+      </w:pPr>
+      <w:rPr>
+        <w:rFonts w:ascii="Wingdings" w:hAnsi="Wingdings" w:hint="default"/>
+        <w:sz w:val="20"/>
+      </w:rPr>
+    </w:lvl>
+    <w:lvl w:ilvl="3" w:tentative="1">
+      <w:start w:val="1"/>
+      <w:numFmt w:val="bullet"/>
+      <w:lvlText w:val=""/>
+      <w:lvlJc w:val="left"/>
+      <w:pPr>
+        <w:tabs>
+          <w:tab w:val="num" w:pos="2880"/>
+        </w:tabs>
+        <w:ind w:left="2880" w:hanging="360"/>
+      </w:pPr>
+      <w:rPr>
+        <w:rFonts w:ascii="Wingdings" w:hAnsi="Wingdings" w:hint="default"/>
+        <w:sz w:val="20"/>
+      </w:rPr>
+    </w:lvl>
+    <w:lvl w:ilvl="4" w:tentative="1">
+      <w:start w:val="1"/>
+      <w:numFmt w:val="bullet"/>
+      <w:lvlText w:val=""/>
+      <w:lvlJc w:val="left"/>
+      <w:pPr>
+        <w:tabs>
+          <w:tab w:val="num" w:pos="3600"/>
+        </w:tabs>
+        <w:ind w:left="3600" w:hanging="360"/>
+      </w:pPr>
+      <w:rPr>
+        <w:rFonts w:ascii="Wingdings" w:hAnsi="Wingdings" w:hint="default"/>
+        <w:sz w:val="20"/>
+      </w:rPr>
+    </w:lvl>
+    <w:lvl w:ilvl="5" w:tentative="1">
+      <w:start w:val="1"/>
+      <w:numFmt w:val="bullet"/>
+      <w:lvlText w:val=""/>
+      <w:lvlJc w:val="left"/>
+      <w:pPr>
+        <w:tabs>
+          <w:tab w:val="num" w:pos="4320"/>
+        </w:tabs>
+        <w:ind w:left="4320" w:hanging="360"/>
+      </w:pPr>
+      <w:rPr>
+        <w:rFonts w:ascii="Wingdings" w:hAnsi="Wingdings" w:hint="default"/>
+        <w:sz w:val="20"/>
+      </w:rPr>
+    </w:lvl>
+    <w:lvl w:ilvl="6" w:tentative="1">
+      <w:start w:val="1"/>
+      <w:numFmt w:val="bullet"/>
+      <w:lvlText w:val=""/>
+      <w:lvlJc w:val="left"/>
+      <w:pPr>
+        <w:tabs>
+          <w:tab w:val="num" w:pos="5040"/>
+        </w:tabs>
+        <w:ind w:left="5040" w:hanging="360"/>
+      </w:pPr>
+      <w:rPr>
+        <w:rFonts w:ascii="Wingdings" w:hAnsi="Wingdings" w:hint="default"/>
+        <w:sz w:val="20"/>
+      </w:rPr>
+    </w:lvl>
+    <w:lvl w:ilvl="7" w:tentative="1">
+      <w:start w:val="1"/>
+      <w:numFmt w:val="bullet"/>
+      <w:lvlText w:val=""/>
+      <w:lvlJc w:val="left"/>
+      <w:pPr>
+        <w:tabs>
+          <w:tab w:val="num" w:pos="5760"/>
+        </w:tabs>
+        <w:ind w:left="5760" w:hanging="360"/>
+      </w:pPr>
+      <w:rPr>
+        <w:rFonts w:ascii="Wingdings" w:hAnsi="Wingdings" w:hint="default"/>
+        <w:sz w:val="20"/>
+      </w:rPr>
+    </w:lvl>
+    <w:lvl w:ilvl="8" w:tentative="1">
+      <w:start w:val="1"/>
+      <w:numFmt w:val="bullet"/>
+      <w:lvlText w:val=""/>
+      <w:lvlJc w:val="left"/>
+      <w:pPr>
+        <w:tabs>
+          <w:tab w:val="num" w:pos="6480"/>
+        </w:tabs>
+        <w:ind w:left="6480" w:hanging="360"/>
+      </w:pPr>
+      <w:rPr>
+        <w:rFonts w:ascii="Wingdings" w:hAnsi="Wingdings" w:hint="default"/>
+        <w:sz w:val="20"/>
+      </w:rPr>
+    </w:lvl>
+  </w:abstractNum>
+  <w:abstractNum w:abstractNumId="12" w15:restartNumberingAfterBreak="0">
+    <w:nsid w:val="5CDF208C"/>
+    <w:multiLevelType w:val="multilevel"/>
+    <w:tmpl w:val="C40812B4"/>
+    <w:lvl w:ilvl="0">
+      <w:start w:val="1"/>
+      <w:numFmt w:val="bullet"/>
+      <w:lvlText w:val=""/>
+      <w:lvlJc w:val="left"/>
+      <w:pPr>
+        <w:tabs>
+          <w:tab w:val="num" w:pos="720"/>
+        </w:tabs>
+        <w:ind w:left="720" w:hanging="360"/>
+      </w:pPr>
+      <w:rPr>
+        <w:rFonts w:ascii="Symbol" w:hAnsi="Symbol" w:hint="default"/>
+        <w:sz w:val="20"/>
+      </w:rPr>
+    </w:lvl>
+    <w:lvl w:ilvl="1" w:tentative="1">
+      <w:start w:val="1"/>
+      <w:numFmt w:val="bullet"/>
+      <w:lvlText w:val="o"/>
+      <w:lvlJc w:val="left"/>
+      <w:pPr>
+        <w:tabs>
+          <w:tab w:val="num" w:pos="1440"/>
+        </w:tabs>
+        <w:ind w:left="1440" w:hanging="360"/>
+      </w:pPr>
+      <w:rPr>
+        <w:rFonts w:ascii="Courier New" w:hAnsi="Courier New" w:hint="default"/>
+        <w:sz w:val="20"/>
+      </w:rPr>
+    </w:lvl>
+    <w:lvl w:ilvl="2" w:tentative="1">
+      <w:start w:val="1"/>
+      <w:numFmt w:val="bullet"/>
+      <w:lvlText w:val=""/>
+      <w:lvlJc w:val="left"/>
+      <w:pPr>
+        <w:tabs>
+          <w:tab w:val="num" w:pos="2160"/>
+        </w:tabs>
+        <w:ind w:left="2160" w:hanging="360"/>
+      </w:pPr>
+      <w:rPr>
+        <w:rFonts w:ascii="Wingdings" w:hAnsi="Wingdings" w:hint="default"/>
+        <w:sz w:val="20"/>
+      </w:rPr>
+    </w:lvl>
+    <w:lvl w:ilvl="3" w:tentative="1">
+      <w:start w:val="1"/>
+      <w:numFmt w:val="bullet"/>
+      <w:lvlText w:val=""/>
+      <w:lvlJc w:val="left"/>
+      <w:pPr>
+        <w:tabs>
+          <w:tab w:val="num" w:pos="2880"/>
+        </w:tabs>
+        <w:ind w:left="2880" w:hanging="360"/>
+      </w:pPr>
+      <w:rPr>
+        <w:rFonts w:ascii="Wingdings" w:hAnsi="Wingdings" w:hint="default"/>
+        <w:sz w:val="20"/>
+      </w:rPr>
+    </w:lvl>
+    <w:lvl w:ilvl="4" w:tentative="1">
+      <w:start w:val="1"/>
+      <w:numFmt w:val="bullet"/>
+      <w:lvlText w:val=""/>
+      <w:lvlJc w:val="left"/>
+      <w:pPr>
+        <w:tabs>
+          <w:tab w:val="num" w:pos="3600"/>
+        </w:tabs>
+        <w:ind w:left="3600" w:hanging="360"/>
+      </w:pPr>
+      <w:rPr>
+        <w:rFonts w:ascii="Wingdings" w:hAnsi="Wingdings" w:hint="default"/>
+        <w:sz w:val="20"/>
+      </w:rPr>
+    </w:lvl>
+    <w:lvl w:ilvl="5" w:tentative="1">
+      <w:start w:val="1"/>
+      <w:numFmt w:val="bullet"/>
+      <w:lvlText w:val=""/>
+      <w:lvlJc w:val="left"/>
+      <w:pPr>
+        <w:tabs>
+          <w:tab w:val="num" w:pos="4320"/>
+        </w:tabs>
+        <w:ind w:left="4320" w:hanging="360"/>
+      </w:pPr>
+      <w:rPr>
+        <w:rFonts w:ascii="Wingdings" w:hAnsi="Wingdings" w:hint="default"/>
+        <w:sz w:val="20"/>
+      </w:rPr>
+    </w:lvl>
+    <w:lvl w:ilvl="6" w:tentative="1">
+      <w:start w:val="1"/>
+      <w:numFmt w:val="bullet"/>
+      <w:lvlText w:val=""/>
+      <w:lvlJc w:val="left"/>
+      <w:pPr>
+        <w:tabs>
+          <w:tab w:val="num" w:pos="5040"/>
+        </w:tabs>
+        <w:ind w:left="5040" w:hanging="360"/>
+      </w:pPr>
+      <w:rPr>
+        <w:rFonts w:ascii="Wingdings" w:hAnsi="Wingdings" w:hint="default"/>
+        <w:sz w:val="20"/>
+      </w:rPr>
+    </w:lvl>
+    <w:lvl w:ilvl="7" w:tentative="1">
+      <w:start w:val="1"/>
+      <w:numFmt w:val="bullet"/>
+      <w:lvlText w:val=""/>
+      <w:lvlJc w:val="left"/>
+      <w:pPr>
+        <w:tabs>
+          <w:tab w:val="num" w:pos="5760"/>
+        </w:tabs>
+        <w:ind w:left="5760" w:hanging="360"/>
+      </w:pPr>
+      <w:rPr>
+        <w:rFonts w:ascii="Wingdings" w:hAnsi="Wingdings" w:hint="default"/>
+        <w:sz w:val="20"/>
+      </w:rPr>
+    </w:lvl>
+    <w:lvl w:ilvl="8" w:tentative="1">
+      <w:start w:val="1"/>
+      <w:numFmt w:val="bullet"/>
+      <w:lvlText w:val=""/>
+      <w:lvlJc w:val="left"/>
+      <w:pPr>
+        <w:tabs>
+          <w:tab w:val="num" w:pos="6480"/>
+        </w:tabs>
+        <w:ind w:left="6480" w:hanging="360"/>
+      </w:pPr>
+      <w:rPr>
+        <w:rFonts w:ascii="Wingdings" w:hAnsi="Wingdings" w:hint="default"/>
+        <w:sz w:val="20"/>
+      </w:rPr>
+    </w:lvl>
+  </w:abstractNum>
+  <w:abstractNum w:abstractNumId="13" w15:restartNumberingAfterBreak="0">
     <w:nsid w:val="5D90300D"/>
     <w:multiLevelType w:val="multilevel"/>
     <w:tmpl w:val="1FEC23F6"/>
@@ -21688,7 +22568,7 @@
       </w:pPr>
     </w:lvl>
   </w:abstractNum>
-  <w:abstractNum w:abstractNumId="11" w15:restartNumberingAfterBreak="0">
+  <w:abstractNum w:abstractNumId="14" w15:restartNumberingAfterBreak="0">
     <w:nsid w:val="66663081"/>
     <w:multiLevelType w:val="multilevel"/>
     <w:tmpl w:val="25BABBB0"/>
@@ -21801,7 +22681,7 @@
       </w:pPr>
     </w:lvl>
   </w:abstractNum>
-  <w:abstractNum w:abstractNumId="12" w15:restartNumberingAfterBreak="0">
+  <w:abstractNum w:abstractNumId="15" w15:restartNumberingAfterBreak="0">
     <w:nsid w:val="68432C4C"/>
     <w:multiLevelType w:val="multilevel"/>
     <w:tmpl w:val="4EB01626"/>
@@ -21914,7 +22794,7 @@
       </w:pPr>
     </w:lvl>
   </w:abstractNum>
-  <w:abstractNum w:abstractNumId="13" w15:restartNumberingAfterBreak="0">
+  <w:abstractNum w:abstractNumId="16" w15:restartNumberingAfterBreak="0">
     <w:nsid w:val="6E493430"/>
     <w:multiLevelType w:val="multilevel"/>
     <w:tmpl w:val="B980FD4E"/>
@@ -22027,7 +22907,156 @@
       </w:pPr>
     </w:lvl>
   </w:abstractNum>
-  <w:abstractNum w:abstractNumId="14" w15:restartNumberingAfterBreak="0">
+  <w:abstractNum w:abstractNumId="17" w15:restartNumberingAfterBreak="0">
+    <w:nsid w:val="6EFA3C86"/>
+    <w:multiLevelType w:val="multilevel"/>
+    <w:tmpl w:val="5E74130A"/>
+    <w:lvl w:ilvl="0">
+      <w:start w:val="1"/>
+      <w:numFmt w:val="bullet"/>
+      <w:lvlText w:val=""/>
+      <w:lvlJc w:val="left"/>
+      <w:pPr>
+        <w:tabs>
+          <w:tab w:val="num" w:pos="720"/>
+        </w:tabs>
+        <w:ind w:left="720" w:hanging="360"/>
+      </w:pPr>
+      <w:rPr>
+        <w:rFonts w:ascii="Symbol" w:hAnsi="Symbol" w:hint="default"/>
+        <w:sz w:val="20"/>
+      </w:rPr>
+    </w:lvl>
+    <w:lvl w:ilvl="1" w:tentative="1">
+      <w:start w:val="1"/>
+      <w:numFmt w:val="bullet"/>
+      <w:lvlText w:val="o"/>
+      <w:lvlJc w:val="left"/>
+      <w:pPr>
+        <w:tabs>
+          <w:tab w:val="num" w:pos="1440"/>
+        </w:tabs>
+        <w:ind w:left="1440" w:hanging="360"/>
+      </w:pPr>
+      <w:rPr>
+        <w:rFonts w:ascii="Courier New" w:hAnsi="Courier New" w:hint="default"/>
+        <w:sz w:val="20"/>
+      </w:rPr>
+    </w:lvl>
+    <w:lvl w:ilvl="2" w:tentative="1">
+      <w:start w:val="1"/>
+      <w:numFmt w:val="bullet"/>
+      <w:lvlText w:val=""/>
+      <w:lvlJc w:val="left"/>
+      <w:pPr>
+        <w:tabs>
+          <w:tab w:val="num" w:pos="2160"/>
+        </w:tabs>
+        <w:ind w:left="2160" w:hanging="360"/>
+      </w:pPr>
+      <w:rPr>
+        <w:rFonts w:ascii="Wingdings" w:hAnsi="Wingdings" w:hint="default"/>
+        <w:sz w:val="20"/>
+      </w:rPr>
+    </w:lvl>
+    <w:lvl w:ilvl="3" w:tentative="1">
+      <w:start w:val="1"/>
+      <w:numFmt w:val="bullet"/>
+      <w:lvlText w:val=""/>
+      <w:lvlJc w:val="left"/>
+      <w:pPr>
+        <w:tabs>
+          <w:tab w:val="num" w:pos="2880"/>
+        </w:tabs>
+        <w:ind w:left="2880" w:hanging="360"/>
+      </w:pPr>
+      <w:rPr>
+        <w:rFonts w:ascii="Wingdings" w:hAnsi="Wingdings" w:hint="default"/>
+        <w:sz w:val="20"/>
+      </w:rPr>
+    </w:lvl>
+    <w:lvl w:ilvl="4" w:tentative="1">
+      <w:start w:val="1"/>
+      <w:numFmt w:val="bullet"/>
+      <w:lvlText w:val=""/>
+      <w:lvlJc w:val="left"/>
+      <w:pPr>
+        <w:tabs>
+          <w:tab w:val="num" w:pos="3600"/>
+        </w:tabs>
+        <w:ind w:left="3600" w:hanging="360"/>
+      </w:pPr>
+      <w:rPr>
+        <w:rFonts w:ascii="Wingdings" w:hAnsi="Wingdings" w:hint="default"/>
+        <w:sz w:val="20"/>
+      </w:rPr>
+    </w:lvl>
+    <w:lvl w:ilvl="5" w:tentative="1">
+      <w:start w:val="1"/>
+      <w:numFmt w:val="bullet"/>
+      <w:lvlText w:val=""/>
+      <w:lvlJc w:val="left"/>
+      <w:pPr>
+        <w:tabs>
+          <w:tab w:val="num" w:pos="4320"/>
+        </w:tabs>
+        <w:ind w:left="4320" w:hanging="360"/>
+      </w:pPr>
+      <w:rPr>
+        <w:rFonts w:ascii="Wingdings" w:hAnsi="Wingdings" w:hint="default"/>
+        <w:sz w:val="20"/>
+      </w:rPr>
+    </w:lvl>
+    <w:lvl w:ilvl="6" w:tentative="1">
+      <w:start w:val="1"/>
+      <w:numFmt w:val="bullet"/>
+      <w:lvlText w:val=""/>
+      <w:lvlJc w:val="left"/>
+      <w:pPr>
+        <w:tabs>
+          <w:tab w:val="num" w:pos="5040"/>
+        </w:tabs>
+        <w:ind w:left="5040" w:hanging="360"/>
+      </w:pPr>
+      <w:rPr>
+        <w:rFonts w:ascii="Wingdings" w:hAnsi="Wingdings" w:hint="default"/>
+        <w:sz w:val="20"/>
+      </w:rPr>
+    </w:lvl>
+    <w:lvl w:ilvl="7" w:tentative="1">
+      <w:start w:val="1"/>
+      <w:numFmt w:val="bullet"/>
+      <w:lvlText w:val=""/>
+      <w:lvlJc w:val="left"/>
+      <w:pPr>
+        <w:tabs>
+          <w:tab w:val="num" w:pos="5760"/>
+        </w:tabs>
+        <w:ind w:left="5760" w:hanging="360"/>
+      </w:pPr>
+      <w:rPr>
+        <w:rFonts w:ascii="Wingdings" w:hAnsi="Wingdings" w:hint="default"/>
+        <w:sz w:val="20"/>
+      </w:rPr>
+    </w:lvl>
+    <w:lvl w:ilvl="8" w:tentative="1">
+      <w:start w:val="1"/>
+      <w:numFmt w:val="bullet"/>
+      <w:lvlText w:val=""/>
+      <w:lvlJc w:val="left"/>
+      <w:pPr>
+        <w:tabs>
+          <w:tab w:val="num" w:pos="6480"/>
+        </w:tabs>
+        <w:ind w:left="6480" w:hanging="360"/>
+      </w:pPr>
+      <w:rPr>
+        <w:rFonts w:ascii="Wingdings" w:hAnsi="Wingdings" w:hint="default"/>
+        <w:sz w:val="20"/>
+      </w:rPr>
+    </w:lvl>
+  </w:abstractNum>
+  <w:abstractNum w:abstractNumId="18" w15:restartNumberingAfterBreak="0">
     <w:nsid w:val="707C0748"/>
     <w:multiLevelType w:val="multilevel"/>
     <w:tmpl w:val="E85815AA"/>
@@ -22140,7 +23169,7 @@
       </w:pPr>
     </w:lvl>
   </w:abstractNum>
-  <w:abstractNum w:abstractNumId="15" w15:restartNumberingAfterBreak="0">
+  <w:abstractNum w:abstractNumId="19" w15:restartNumberingAfterBreak="0">
     <w:nsid w:val="75B5789C"/>
     <w:multiLevelType w:val="multilevel"/>
     <w:tmpl w:val="80465B90"/>
@@ -22253,7 +23282,7 @@
       </w:pPr>
     </w:lvl>
   </w:abstractNum>
-  <w:abstractNum w:abstractNumId="16" w15:restartNumberingAfterBreak="0">
+  <w:abstractNum w:abstractNumId="20" w15:restartNumberingAfterBreak="0">
     <w:nsid w:val="76AB47DE"/>
     <w:multiLevelType w:val="multilevel"/>
     <w:tmpl w:val="91945A9E"/>
@@ -22366,7 +23395,7 @@
       </w:pPr>
     </w:lvl>
   </w:abstractNum>
-  <w:abstractNum w:abstractNumId="17" w15:restartNumberingAfterBreak="0">
+  <w:abstractNum w:abstractNumId="21" w15:restartNumberingAfterBreak="0">
     <w:nsid w:val="7A0C6315"/>
     <w:multiLevelType w:val="multilevel"/>
     <w:tmpl w:val="E5DCB79A"/>
@@ -22480,58 +23509,70 @@
     </w:lvl>
   </w:abstractNum>
   <w:num w:numId="1" w16cid:durableId="1119761064">
-    <w:abstractNumId w:val="4"/>
+    <w:abstractNumId w:val="5"/>
   </w:num>
   <w:num w:numId="2" w16cid:durableId="1310283188">
     <w:abstractNumId w:val="0"/>
   </w:num>
   <w:num w:numId="3" w16cid:durableId="106200162">
-    <w:abstractNumId w:val="12"/>
+    <w:abstractNumId w:val="15"/>
   </w:num>
   <w:num w:numId="4" w16cid:durableId="2047289265">
     <w:abstractNumId w:val="2"/>
   </w:num>
   <w:num w:numId="5" w16cid:durableId="2118331108">
-    <w:abstractNumId w:val="17"/>
+    <w:abstractNumId w:val="21"/>
   </w:num>
   <w:num w:numId="6" w16cid:durableId="22829979">
-    <w:abstractNumId w:val="11"/>
+    <w:abstractNumId w:val="14"/>
   </w:num>
   <w:num w:numId="7" w16cid:durableId="1044015542">
-    <w:abstractNumId w:val="3"/>
+    <w:abstractNumId w:val="4"/>
   </w:num>
   <w:num w:numId="8" w16cid:durableId="439489931">
-    <w:abstractNumId w:val="7"/>
+    <w:abstractNumId w:val="9"/>
   </w:num>
   <w:num w:numId="9" w16cid:durableId="2040886667">
     <w:abstractNumId w:val="1"/>
   </w:num>
   <w:num w:numId="10" w16cid:durableId="696349966">
+    <w:abstractNumId w:val="8"/>
+  </w:num>
+  <w:num w:numId="11" w16cid:durableId="2078478067">
+    <w:abstractNumId w:val="19"/>
+  </w:num>
+  <w:num w:numId="12" w16cid:durableId="1255632485">
+    <w:abstractNumId w:val="18"/>
+  </w:num>
+  <w:num w:numId="13" w16cid:durableId="1486968999">
+    <w:abstractNumId w:val="20"/>
+  </w:num>
+  <w:num w:numId="14" w16cid:durableId="311518663">
+    <w:abstractNumId w:val="16"/>
+  </w:num>
+  <w:num w:numId="15" w16cid:durableId="1871330735">
+    <w:abstractNumId w:val="13"/>
+  </w:num>
+  <w:num w:numId="16" w16cid:durableId="65231222">
+    <w:abstractNumId w:val="10"/>
+  </w:num>
+  <w:num w:numId="17" w16cid:durableId="339623634">
+    <w:abstractNumId w:val="11"/>
+  </w:num>
+  <w:num w:numId="18" w16cid:durableId="1233153633">
+    <w:abstractNumId w:val="7"/>
+  </w:num>
+  <w:num w:numId="19" w16cid:durableId="1861118695">
+    <w:abstractNumId w:val="3"/>
+  </w:num>
+  <w:num w:numId="20" w16cid:durableId="1899708751">
+    <w:abstractNumId w:val="17"/>
+  </w:num>
+  <w:num w:numId="21" w16cid:durableId="745499690">
     <w:abstractNumId w:val="6"/>
   </w:num>
-  <w:num w:numId="11" w16cid:durableId="2078478067">
-    <w:abstractNumId w:val="15"/>
-  </w:num>
-  <w:num w:numId="12" w16cid:durableId="1255632485">
-    <w:abstractNumId w:val="14"/>
-  </w:num>
-  <w:num w:numId="13" w16cid:durableId="1486968999">
-    <w:abstractNumId w:val="16"/>
-  </w:num>
-  <w:num w:numId="14" w16cid:durableId="311518663">
-    <w:abstractNumId w:val="13"/>
-  </w:num>
-  <w:num w:numId="15" w16cid:durableId="1871330735">
-    <w:abstractNumId w:val="10"/>
-  </w:num>
-  <w:num w:numId="16" w16cid:durableId="65231222">
-    <w:abstractNumId w:val="8"/>
-  </w:num>
-  <w:num w:numId="17" w16cid:durableId="339623634">
-    <w:abstractNumId w:val="9"/>
-  </w:num>
-  <w:num w:numId="18" w16cid:durableId="1233153633">
-    <w:abstractNumId w:val="5"/>
+  <w:num w:numId="22" w16cid:durableId="1959528267">
+    <w:abstractNumId w:val="12"/>
   </w:num>
 </w:numbering>
 </file>

--- a/MaterialEstudiarCompetencias/preguntas Formato para Word.docx
+++ b/MaterialEstudiarCompetencias/preguntas Formato para Word.docx
@@ -771,7 +771,29 @@
           <w:lang w:eastAsia="es-ES"/>
           <w14:ligatures w14:val="none"/>
         </w:rPr>
-        <w:t>Me siento inquieto como si quisiera hacer algo pero sin saber qué a) Muy rara vez b) En ocasiones c) A menudo</w:t>
+        <w:t xml:space="preserve">Me siento inquieto como si quisiera hacer </w:t>
+      </w:r>
+      <w:proofErr w:type="gramStart"/>
+      <w:r>
+        <w:rPr>
+          <w:rFonts w:ascii="Times New Roman" w:eastAsia="Times New Roman" w:hAnsi="Times New Roman" w:cs="Times New Roman"/>
+          <w:sz w:val="24"/>
+          <w:szCs w:val="24"/>
+          <w:lang w:eastAsia="es-ES"/>
+          <w14:ligatures w14:val="none"/>
+        </w:rPr>
+        <w:t>algo</w:t>
+      </w:r>
+      <w:proofErr w:type="gramEnd"/>
+      <w:r>
+        <w:rPr>
+          <w:rFonts w:ascii="Times New Roman" w:eastAsia="Times New Roman" w:hAnsi="Times New Roman" w:cs="Times New Roman"/>
+          <w:sz w:val="24"/>
+          <w:szCs w:val="24"/>
+          <w:lang w:eastAsia="es-ES"/>
+          <w14:ligatures w14:val="none"/>
+        </w:rPr>
+        <w:t xml:space="preserve"> pero sin saber qué a) Muy rara vez b) En ocasiones c) A menudo</w:t>
       </w:r>
     </w:p>
     <w:p>
@@ -986,7 +1008,15 @@
         </w:numPr>
       </w:pPr>
       <w:r>
-        <w:t>A veces siento que por falta de seguridad en mí mismo, no tengo suficiente éxito social a) Cierto b) Intermedio c) Falso</w:t>
+        <w:t xml:space="preserve">A veces siento </w:t>
+      </w:r>
+      <w:proofErr w:type="gramStart"/>
+      <w:r>
+        <w:t>que</w:t>
+      </w:r>
+      <w:proofErr w:type="gramEnd"/>
+      <w:r>
+        <w:t xml:space="preserve"> por falta de seguridad en mí mismo, no tengo suficiente éxito social a) Cierto b) Intermedio c) Falso</w:t>
       </w:r>
     </w:p>
     <w:p>
@@ -1276,7 +1306,31 @@
       </w:pPr>
       <w:r>
         <w:lastRenderedPageBreak/>
-        <w:t>Es mas importante:  a) llevarla bien con la gente  b) intermedio c) poner en practica ideas propias</w:t>
+        <w:t xml:space="preserve">Es </w:t>
+      </w:r>
+      <w:proofErr w:type="spellStart"/>
+      <w:r>
+        <w:t>mas</w:t>
+      </w:r>
+      <w:proofErr w:type="spellEnd"/>
+      <w:r>
+        <w:t xml:space="preserve"> importante:  a) llevarla bien con la </w:t>
+      </w:r>
+      <w:proofErr w:type="gramStart"/>
+      <w:r>
+        <w:t>gente  b</w:t>
+      </w:r>
+      <w:proofErr w:type="gramEnd"/>
+      <w:r>
+        <w:t xml:space="preserve">) intermedio c) poner en </w:t>
+      </w:r>
+      <w:proofErr w:type="spellStart"/>
+      <w:r>
+        <w:t>practica</w:t>
+      </w:r>
+      <w:proofErr w:type="spellEnd"/>
+      <w:r>
+        <w:t xml:space="preserve"> ideas propias</w:t>
       </w:r>
     </w:p>
     <w:p>
@@ -1288,7 +1342,15 @@
         </w:numPr>
       </w:pPr>
       <w:r>
-        <w:t>58. Yo creo:  a) En el dicho: “ríe yse feliz” en la mayoría de las ocasiones b) intermedio c) ser apropiadamente serio en los asuntos cotidianos</w:t>
+        <w:t xml:space="preserve">58. Yo creo:  a) En el dicho: “ríe </w:t>
+      </w:r>
+      <w:proofErr w:type="spellStart"/>
+      <w:r>
+        <w:t>yse</w:t>
+      </w:r>
+      <w:proofErr w:type="spellEnd"/>
+      <w:r>
+        <w:t xml:space="preserve"> feliz” en la mayoría de las ocasiones b) intermedio c) ser apropiadamente serio en los asuntos cotidianos</w:t>
       </w:r>
     </w:p>
     <w:p>
@@ -1653,7 +1715,15 @@
         </w:numPr>
       </w:pPr>
       <w:r>
-        <w:t>Siempre estoy interesado en asuntos de mecánica, por ejemplo en carros y aeroplanos a) Sí b) Intermedio c) No</w:t>
+        <w:t xml:space="preserve">Siempre estoy interesado en asuntos de mecánica, por </w:t>
+      </w:r>
+      <w:proofErr w:type="gramStart"/>
+      <w:r>
+        <w:t>ejemplo</w:t>
+      </w:r>
+      <w:proofErr w:type="gramEnd"/>
+      <w:r>
+        <w:t xml:space="preserve"> en carros y aeroplanos a) Sí b) Intermedio c) No</w:t>
       </w:r>
     </w:p>
     <w:p>
@@ -1852,8 +1922,29 @@
         </w:numPr>
       </w:pPr>
       <w:r>
-        <w:t>“Abril” es a “marzo”, como “martes” es a: a) Miércoles b) Viernes c) Lunes</w:t>
-      </w:r>
+        <w:t xml:space="preserve">“Abril” es a “marzo”, como “martes” es a: a) </w:t>
+      </w:r>
+      <w:proofErr w:type="gramStart"/>
+      <w:r>
+        <w:t>Miércoles</w:t>
+      </w:r>
+      <w:proofErr w:type="gramEnd"/>
+      <w:r>
+        <w:t xml:space="preserve"> b) </w:t>
+      </w:r>
+      <w:proofErr w:type="gramStart"/>
+      <w:r>
+        <w:t>Viernes</w:t>
+      </w:r>
+      <w:proofErr w:type="gramEnd"/>
+      <w:r>
+        <w:t xml:space="preserve"> c) </w:t>
+      </w:r>
+      <w:proofErr w:type="gramStart"/>
+      <w:r>
+        <w:t>Lunes</w:t>
+      </w:r>
+      <w:proofErr w:type="gramEnd"/>
     </w:p>
     <w:p>
       <w:pPr>
@@ -2360,7 +2451,15 @@
         </w:numPr>
       </w:pPr>
       <w:r>
-        <w:t>Cuando voy a tomar un tren, me siento un poco apurado, tenso o ansioso aunque sepa que me queda tiempo a) Sí b) A veces c) No</w:t>
+        <w:t xml:space="preserve">Cuando voy a tomar un tren, me siento un poco apurado, tenso o </w:t>
+      </w:r>
+      <w:proofErr w:type="gramStart"/>
+      <w:r>
+        <w:t>ansioso</w:t>
+      </w:r>
+      <w:proofErr w:type="gramEnd"/>
+      <w:r>
+        <w:t xml:space="preserve"> aunque sepa que me queda tiempo a) Sí b) A veces c) No</w:t>
       </w:r>
     </w:p>
     <w:p>
@@ -3222,6 +3321,7 @@
                 <w:bCs/>
               </w:rPr>
             </w:pPr>
+            <w:proofErr w:type="spellStart"/>
             <w:r>
               <w:rPr>
                 <w:b/>
@@ -3229,6 +3329,7 @@
               </w:rPr>
               <w:t>Nº</w:t>
             </w:r>
+            <w:proofErr w:type="spellEnd"/>
           </w:p>
         </w:tc>
         <w:tc>
@@ -7373,6 +7474,7 @@
                 <w:bCs/>
               </w:rPr>
             </w:pPr>
+            <w:proofErr w:type="spellStart"/>
             <w:r>
               <w:rPr>
                 <w:b/>
@@ -7380,6 +7482,7 @@
               </w:rPr>
               <w:t>Nº</w:t>
             </w:r>
+            <w:proofErr w:type="spellEnd"/>
           </w:p>
         </w:tc>
         <w:tc>
@@ -11531,6 +11634,7 @@
                 <w:bCs/>
               </w:rPr>
             </w:pPr>
+            <w:proofErr w:type="spellStart"/>
             <w:r>
               <w:rPr>
                 <w:b/>
@@ -11538,6 +11642,7 @@
               </w:rPr>
               <w:t>Nº</w:t>
             </w:r>
+            <w:proofErr w:type="spellEnd"/>
           </w:p>
         </w:tc>
         <w:tc>
@@ -22805,9 +22910,9 @@
       <w:lvlJc w:val="left"/>
       <w:pPr>
         <w:tabs>
-          <w:tab w:val="num" w:pos="720"/>
+          <w:tab w:val="num" w:pos="786"/>
         </w:tabs>
-        <w:ind w:left="720" w:hanging="360"/>
+        <w:ind w:left="786" w:hanging="360"/>
       </w:pPr>
     </w:lvl>
     <w:lvl w:ilvl="1" w:tentative="1">
@@ -24177,6 +24282,7 @@
   <w:style w:type="character" w:default="1" w:styleId="Fuentedeprrafopredeter">
     <w:name w:val="Default Paragraph Font"/>
     <w:uiPriority w:val="1"/>
+    <w:semiHidden/>
     <w:unhideWhenUsed/>
   </w:style>
   <w:style w:type="table" w:default="1" w:styleId="Tablanormal">
